--- a/Notes/KodeWalaNotesIndex.docx
+++ b/Notes/KodeWalaNotesIndex.docx
@@ -76,15 +76,22 @@
           <w:ilvl w:val="0"/>
           <w:numId w:val="1"/>
         </w:numPr>
-      </w:pPr>
-      <w:r>
-        <w:rPr>
-          <w:b/>
-          <w:bCs/>
+        <w:rPr>
+          <w:highlight w:val="yellow"/>
+        </w:rPr>
+      </w:pPr>
+      <w:r>
+        <w:rPr>
+          <w:b/>
+          <w:bCs/>
+          <w:highlight w:val="yellow"/>
         </w:rPr>
         <w:t>Page 1–4</w:t>
       </w:r>
       <w:r>
+        <w:rPr>
+          <w:highlight w:val="yellow"/>
+        </w:rPr>
         <w:t>: Java Introduction</w:t>
       </w:r>
     </w:p>
@@ -121,15 +128,22 @@
           <w:ilvl w:val="0"/>
           <w:numId w:val="1"/>
         </w:numPr>
-      </w:pPr>
-      <w:r>
-        <w:rPr>
-          <w:b/>
-          <w:bCs/>
+        <w:rPr>
+          <w:highlight w:val="yellow"/>
+        </w:rPr>
+      </w:pPr>
+      <w:r>
+        <w:rPr>
+          <w:b/>
+          <w:bCs/>
+          <w:highlight w:val="yellow"/>
         </w:rPr>
         <w:t>Page 5–8</w:t>
       </w:r>
       <w:r>
+        <w:rPr>
+          <w:highlight w:val="yellow"/>
+        </w:rPr>
         <w:t>: First Java Program</w:t>
       </w:r>
     </w:p>
@@ -166,15 +180,22 @@
           <w:ilvl w:val="0"/>
           <w:numId w:val="1"/>
         </w:numPr>
-      </w:pPr>
-      <w:r>
-        <w:rPr>
-          <w:b/>
-          <w:bCs/>
+        <w:rPr>
+          <w:highlight w:val="yellow"/>
+        </w:rPr>
+      </w:pPr>
+      <w:r>
+        <w:rPr>
+          <w:b/>
+          <w:bCs/>
+          <w:highlight w:val="yellow"/>
         </w:rPr>
         <w:t>Page 9–10</w:t>
       </w:r>
       <w:r>
+        <w:rPr>
+          <w:highlight w:val="yellow"/>
+        </w:rPr>
         <w:t>: JDK, JRE &amp; JVM</w:t>
       </w:r>
     </w:p>
@@ -195,15 +216,22 @@
           <w:ilvl w:val="0"/>
           <w:numId w:val="1"/>
         </w:numPr>
-      </w:pPr>
-      <w:r>
-        <w:rPr>
-          <w:b/>
-          <w:bCs/>
+        <w:rPr>
+          <w:highlight w:val="yellow"/>
+        </w:rPr>
+      </w:pPr>
+      <w:r>
+        <w:rPr>
+          <w:b/>
+          <w:bCs/>
+          <w:highlight w:val="yellow"/>
         </w:rPr>
         <w:t>Page 11–12</w:t>
       </w:r>
       <w:r>
+        <w:rPr>
+          <w:highlight w:val="yellow"/>
+        </w:rPr>
         <w:t>: Command-Line Arguments</w:t>
       </w:r>
     </w:p>
@@ -237,15 +265,22 @@
           <w:ilvl w:val="0"/>
           <w:numId w:val="1"/>
         </w:numPr>
-      </w:pPr>
-      <w:r>
-        <w:rPr>
-          <w:b/>
-          <w:bCs/>
+        <w:rPr>
+          <w:highlight w:val="yellow"/>
+        </w:rPr>
+      </w:pPr>
+      <w:r>
+        <w:rPr>
+          <w:b/>
+          <w:bCs/>
+          <w:highlight w:val="yellow"/>
         </w:rPr>
         <w:t>Page 13–17</w:t>
       </w:r>
       <w:r>
+        <w:rPr>
+          <w:highlight w:val="yellow"/>
+        </w:rPr>
         <w:t>: Identifiers &amp; Naming Conventions</w:t>
       </w:r>
     </w:p>
@@ -387,15 +422,22 @@
           <w:ilvl w:val="0"/>
           <w:numId w:val="1"/>
         </w:numPr>
-      </w:pPr>
-      <w:r>
-        <w:rPr>
-          <w:b/>
-          <w:bCs/>
+        <w:rPr>
+          <w:highlight w:val="yellow"/>
+        </w:rPr>
+      </w:pPr>
+      <w:r>
+        <w:rPr>
+          <w:b/>
+          <w:bCs/>
+          <w:highlight w:val="yellow"/>
         </w:rPr>
         <w:t>Page 31–33</w:t>
       </w:r>
       <w:r>
+        <w:rPr>
+          <w:highlight w:val="yellow"/>
+        </w:rPr>
         <w:t>: Java Operators</w:t>
       </w:r>
     </w:p>
@@ -627,15 +669,22 @@
           <w:ilvl w:val="0"/>
           <w:numId w:val="2"/>
         </w:numPr>
-      </w:pPr>
-      <w:r>
-        <w:rPr>
-          <w:b/>
-          <w:bCs/>
+        <w:rPr>
+          <w:highlight w:val="yellow"/>
+        </w:rPr>
+      </w:pPr>
+      <w:r>
+        <w:rPr>
+          <w:b/>
+          <w:bCs/>
+          <w:highlight w:val="yellow"/>
         </w:rPr>
         <w:t>Page 55–58</w:t>
       </w:r>
       <w:r>
+        <w:rPr>
+          <w:highlight w:val="yellow"/>
+        </w:rPr>
         <w:t>: If-Else Statements</w:t>
       </w:r>
     </w:p>
@@ -656,15 +705,22 @@
           <w:ilvl w:val="0"/>
           <w:numId w:val="2"/>
         </w:numPr>
-      </w:pPr>
-      <w:r>
-        <w:rPr>
-          <w:b/>
-          <w:bCs/>
+        <w:rPr>
+          <w:highlight w:val="yellow"/>
+        </w:rPr>
+      </w:pPr>
+      <w:r>
+        <w:rPr>
+          <w:b/>
+          <w:bCs/>
+          <w:highlight w:val="yellow"/>
         </w:rPr>
         <w:t>Page 59–65</w:t>
       </w:r>
       <w:r>
+        <w:rPr>
+          <w:highlight w:val="yellow"/>
+        </w:rPr>
         <w:t>: Loops</w:t>
       </w:r>
     </w:p>
@@ -685,15 +741,22 @@
           <w:ilvl w:val="0"/>
           <w:numId w:val="2"/>
         </w:numPr>
-      </w:pPr>
-      <w:r>
-        <w:rPr>
-          <w:b/>
-          <w:bCs/>
+        <w:rPr>
+          <w:highlight w:val="yellow"/>
+        </w:rPr>
+      </w:pPr>
+      <w:r>
+        <w:rPr>
+          <w:b/>
+          <w:bCs/>
+          <w:highlight w:val="yellow"/>
         </w:rPr>
         <w:t>Page 66–68</w:t>
       </w:r>
       <w:r>
+        <w:rPr>
+          <w:highlight w:val="yellow"/>
+        </w:rPr>
         <w:t>: Switch Statements</w:t>
       </w:r>
     </w:p>
@@ -714,15 +777,22 @@
           <w:ilvl w:val="0"/>
           <w:numId w:val="2"/>
         </w:numPr>
-      </w:pPr>
-      <w:r>
-        <w:rPr>
-          <w:b/>
-          <w:bCs/>
+        <w:rPr>
+          <w:highlight w:val="yellow"/>
+        </w:rPr>
+      </w:pPr>
+      <w:r>
+        <w:rPr>
+          <w:b/>
+          <w:bCs/>
+          <w:highlight w:val="yellow"/>
         </w:rPr>
         <w:t>Page 69–73</w:t>
       </w:r>
       <w:r>
+        <w:rPr>
+          <w:highlight w:val="yellow"/>
+        </w:rPr>
         <w:t>: Break &amp; Continue</w:t>
       </w:r>
     </w:p>
@@ -1615,15 +1685,7 @@
         </w:numPr>
       </w:pPr>
       <w:r>
-        <w:t xml:space="preserve">Producer-Consumer, </w:t>
-      </w:r>
-      <w:proofErr w:type="spellStart"/>
-      <w:r>
-        <w:t>ExecutorService</w:t>
-      </w:r>
-      <w:proofErr w:type="spellEnd"/>
-      <w:r>
-        <w:t>, Callable, Future</w:t>
+        <w:t>Producer-Consumer, ExecutorService, Callable, Future</w:t>
       </w:r>
     </w:p>
     <w:p>
@@ -7240,6 +7302,7 @@
   <w:style w:type="character" w:default="1" w:styleId="DefaultParagraphFont">
     <w:name w:val="Default Paragraph Font"/>
     <w:uiPriority w:val="1"/>
+    <w:semiHidden/>
     <w:unhideWhenUsed/>
   </w:style>
   <w:style w:type="table" w:default="1" w:styleId="TableNormal">

--- a/Notes/KodeWalaNotesIndex.docx
+++ b/Notes/KodeWalaNotesIndex.docx
@@ -842,15 +842,22 @@
           <w:ilvl w:val="0"/>
           <w:numId w:val="2"/>
         </w:numPr>
-      </w:pPr>
-      <w:r>
-        <w:rPr>
-          <w:b/>
-          <w:bCs/>
+        <w:rPr>
+          <w:highlight w:val="yellow"/>
+        </w:rPr>
+      </w:pPr>
+      <w:r>
+        <w:rPr>
+          <w:b/>
+          <w:bCs/>
+          <w:highlight w:val="yellow"/>
         </w:rPr>
         <w:t>Page 81–90</w:t>
       </w:r>
       <w:r>
+        <w:rPr>
+          <w:highlight w:val="yellow"/>
+        </w:rPr>
         <w:t>: String Fundamentals</w:t>
       </w:r>
     </w:p>
